--- a/plantillas/traspaso.docx
+++ b/plantillas/traspaso.docx
@@ -219,7 +219,7 @@
                                   <w:b/>
                                   <w:sz w:val="18"/>
                                 </w:rPr>
-                                <w:t>TRASL</w:t>
+                                <w:t>TRASPAS</w:t>
                               </w:r>
                               <w:r>
                                 <w:rPr>
@@ -227,7 +227,7 @@
                                   <w:b/>
                                   <w:sz w:val="18"/>
                                 </w:rPr>
-                                <w:t>ADO</w:t>
+                                <w:t>O</w:t>
                               </w:r>
                               <w:r>
                                 <w:rPr>
@@ -851,7 +851,7 @@
                             <w:b/>
                             <w:sz w:val="18"/>
                           </w:rPr>
-                          <w:t>TRASL</w:t>
+                          <w:t>TRASPAS</w:t>
                         </w:r>
                         <w:r>
                           <w:rPr>
@@ -859,7 +859,7 @@
                             <w:b/>
                             <w:sz w:val="18"/>
                           </w:rPr>
-                          <w:t>ADO</w:t>
+                          <w:t>O</w:t>
                         </w:r>
                         <w:r>
                           <w:rPr>
@@ -5019,7 +5019,463 @@
       <w:pPr>
         <w:pStyle w:val="Textoindependiente"/>
         <w:spacing w:before="229"/>
-        <w:ind w:left="360" w:right="716"/>
+        <w:ind w:right="716"/>
+        <w:jc w:val="both"/>
+        <w:rPr>
+          <w:rFonts w:ascii="Arial MT" w:hAnsi="Arial MT"/>
+        </w:rPr>
+      </w:pPr>
+    </w:p>
+    <w:p>
+      <w:pPr>
+        <w:pStyle w:val="Textoindependiente"/>
+        <w:spacing w:before="229"/>
+        <w:ind w:right="716"/>
+        <w:jc w:val="both"/>
+        <w:rPr>
+          <w:rFonts w:ascii="Arial MT" w:hAnsi="Arial MT"/>
+        </w:rPr>
+      </w:pPr>
+    </w:p>
+    <w:p>
+      <w:pPr>
+        <w:pStyle w:val="Textoindependiente"/>
+        <w:spacing w:before="229"/>
+        <w:ind w:right="716"/>
+        <w:jc w:val="both"/>
+        <w:rPr>
+          <w:rFonts w:ascii="Arial MT" w:hAnsi="Arial MT"/>
+        </w:rPr>
+      </w:pPr>
+    </w:p>
+    <w:p>
+      <w:pPr>
+        <w:pStyle w:val="Textoindependiente"/>
+        <w:spacing w:before="229"/>
+        <w:ind w:right="716"/>
+        <w:jc w:val="both"/>
+        <w:rPr>
+          <w:rFonts w:ascii="Arial MT" w:hAnsi="Arial MT"/>
+        </w:rPr>
+      </w:pPr>
+    </w:p>
+    <w:tbl>
+      <w:tblPr>
+        <w:tblStyle w:val="Tablanormal2"/>
+        <w:tblW w:w="10462" w:type="dxa"/>
+        <w:tblLook w:val="0600" w:firstRow="0" w:lastRow="0" w:firstColumn="0" w:lastColumn="0" w:noHBand="1" w:noVBand="1"/>
+      </w:tblPr>
+      <w:tblGrid>
+        <w:gridCol w:w="5231"/>
+        <w:gridCol w:w="5231"/>
+      </w:tblGrid>
+      <w:tr>
+        <w:trPr>
+          <w:trHeight w:val="205"/>
+        </w:trPr>
+        <w:tc>
+          <w:tcPr>
+            <w:tcW w:w="5231" w:type="dxa"/>
+            <w:tcBorders>
+              <w:top w:val="single" w:sz="4" w:space="0" w:color="FFFFFF"/>
+            </w:tcBorders>
+          </w:tcPr>
+          <w:p>
+            <w:pPr>
+              <w:pStyle w:val="NormalWeb"/>
+              <w:jc w:val="center"/>
+              <w:rPr>
+                <w:rFonts w:ascii="Microsoft Sans Serif" w:hAnsi="Microsoft Sans Serif" w:cs="Microsoft Sans Serif"/>
+                <w:sz w:val="20"/>
+                <w:lang w:val="es-MX"/>
+              </w:rPr>
+            </w:pPr>
+            <w:r>
+              <w:rPr>
+                <w:rFonts w:ascii="Arial MT" w:hAnsi="Arial MT" w:cs="Microsoft Sans Serif"/>
+                <w:b/>
+                <w:sz w:val="18"/>
+                <w:lang w:val="es-MX"/>
+              </w:rPr>
+              <w:t>{{</w:t>
+            </w:r>
+            <w:proofErr w:type="spellStart"/>
+            <w:r>
+              <w:rPr>
+                <w:rFonts w:ascii="Arial MT" w:hAnsi="Arial MT" w:cs="Microsoft Sans Serif"/>
+                <w:b/>
+                <w:sz w:val="18"/>
+                <w:lang w:val="es-MX"/>
+              </w:rPr>
+              <w:t>entregado_por</w:t>
+            </w:r>
+            <w:proofErr w:type="spellEnd"/>
+            <w:r>
+              <w:rPr>
+                <w:rFonts w:ascii="Arial MT" w:hAnsi="Arial MT" w:cs="Microsoft Sans Serif"/>
+                <w:b/>
+                <w:sz w:val="18"/>
+                <w:lang w:val="es-MX"/>
+              </w:rPr>
+              <w:t>}}</w:t>
+            </w:r>
+          </w:p>
+        </w:tc>
+        <w:tc>
+          <w:tcPr>
+            <w:tcW w:w="5231" w:type="dxa"/>
+            <w:tcBorders>
+              <w:top w:val="single" w:sz="4" w:space="0" w:color="FFFFFF" w:themeColor="background1"/>
+            </w:tcBorders>
+          </w:tcPr>
+          <w:p>
+            <w:pPr>
+              <w:pStyle w:val="NormalWeb"/>
+              <w:jc w:val="center"/>
+              <w:rPr>
+                <w:rFonts w:ascii="Microsoft Sans Serif" w:hAnsi="Microsoft Sans Serif" w:cs="Microsoft Sans Serif"/>
+                <w:sz w:val="20"/>
+                <w:lang w:val="es-MX"/>
+              </w:rPr>
+            </w:pPr>
+            <w:r>
+              <w:rPr>
+                <w:rFonts w:ascii="Arial MT" w:hAnsi="Arial MT" w:cs="Microsoft Sans Serif"/>
+                <w:b/>
+                <w:sz w:val="18"/>
+                <w:lang w:val="es-MX"/>
+              </w:rPr>
+              <w:t>{{</w:t>
+            </w:r>
+            <w:proofErr w:type="spellStart"/>
+            <w:r>
+              <w:rPr>
+                <w:rFonts w:ascii="Arial MT" w:hAnsi="Arial MT" w:cs="Microsoft Sans Serif"/>
+                <w:b/>
+                <w:sz w:val="18"/>
+                <w:lang w:val="es-MX"/>
+              </w:rPr>
+              <w:t>recibido_por</w:t>
+            </w:r>
+            <w:proofErr w:type="spellEnd"/>
+            <w:r>
+              <w:rPr>
+                <w:rFonts w:ascii="Arial MT" w:hAnsi="Arial MT" w:cs="Microsoft Sans Serif"/>
+                <w:b/>
+                <w:sz w:val="18"/>
+                <w:lang w:val="es-MX"/>
+              </w:rPr>
+              <w:t>}}</w:t>
+            </w:r>
+          </w:p>
+        </w:tc>
+      </w:tr>
+      <w:tr>
+        <w:trPr>
+          <w:trHeight w:val="220"/>
+        </w:trPr>
+        <w:tc>
+          <w:tcPr>
+            <w:tcW w:w="5231" w:type="dxa"/>
+          </w:tcPr>
+          <w:p>
+            <w:pPr>
+              <w:pStyle w:val="NormalWeb"/>
+              <w:jc w:val="center"/>
+              <w:rPr>
+                <w:rFonts w:ascii="Microsoft Sans Serif" w:hAnsi="Microsoft Sans Serif" w:cs="Microsoft Sans Serif"/>
+                <w:sz w:val="20"/>
+                <w:lang w:val="es-MX"/>
+              </w:rPr>
+            </w:pPr>
+            <w:r>
+              <w:rPr>
+                <w:rFonts w:ascii="Arial MT" w:hAnsi="Arial MT"/>
+                <w:b/>
+                <w:sz w:val="18"/>
+                <w:lang w:val="es-MX"/>
+              </w:rPr>
+              <w:t>{{</w:t>
+            </w:r>
+            <w:proofErr w:type="spellStart"/>
+            <w:r>
+              <w:rPr>
+                <w:rFonts w:ascii="Arial MT" w:hAnsi="Arial MT"/>
+                <w:b/>
+                <w:sz w:val="18"/>
+                <w:lang w:val="es-MX"/>
+              </w:rPr>
+              <w:t>rol_entrega</w:t>
+            </w:r>
+            <w:proofErr w:type="spellEnd"/>
+            <w:r>
+              <w:rPr>
+                <w:rFonts w:ascii="Arial MT" w:hAnsi="Arial MT"/>
+                <w:b/>
+                <w:sz w:val="18"/>
+                <w:lang w:val="es-MX"/>
+              </w:rPr>
+              <w:t>}}</w:t>
+            </w:r>
+          </w:p>
+        </w:tc>
+        <w:tc>
+          <w:tcPr>
+            <w:tcW w:w="5231" w:type="dxa"/>
+          </w:tcPr>
+          <w:p>
+            <w:pPr>
+              <w:pStyle w:val="NormalWeb"/>
+              <w:jc w:val="center"/>
+              <w:rPr>
+                <w:rFonts w:ascii="Microsoft Sans Serif" w:hAnsi="Microsoft Sans Serif" w:cs="Microsoft Sans Serif"/>
+                <w:sz w:val="20"/>
+                <w:lang w:val="es-MX"/>
+              </w:rPr>
+            </w:pPr>
+            <w:r>
+              <w:rPr>
+                <w:rFonts w:ascii="Arial MT" w:hAnsi="Arial MT"/>
+                <w:b/>
+                <w:sz w:val="18"/>
+                <w:lang w:val="es-MX"/>
+              </w:rPr>
+              <w:t>{{</w:t>
+            </w:r>
+            <w:proofErr w:type="spellStart"/>
+            <w:r>
+              <w:rPr>
+                <w:rFonts w:ascii="Arial MT" w:hAnsi="Arial MT"/>
+                <w:b/>
+                <w:sz w:val="18"/>
+                <w:lang w:val="es-MX"/>
+              </w:rPr>
+              <w:t>rol_recibe</w:t>
+            </w:r>
+            <w:proofErr w:type="spellEnd"/>
+            <w:r>
+              <w:rPr>
+                <w:rFonts w:ascii="Arial MT" w:hAnsi="Arial MT"/>
+                <w:b/>
+                <w:sz w:val="18"/>
+                <w:lang w:val="es-MX"/>
+              </w:rPr>
+              <w:t>}}</w:t>
+            </w:r>
+          </w:p>
+        </w:tc>
+      </w:tr>
+      <w:tr>
+        <w:trPr>
+          <w:trHeight w:val="442"/>
+        </w:trPr>
+        <w:tc>
+          <w:tcPr>
+            <w:tcW w:w="5231" w:type="dxa"/>
+          </w:tcPr>
+          <w:p>
+            <w:pPr>
+              <w:pStyle w:val="NormalWeb"/>
+              <w:jc w:val="center"/>
+              <w:rPr>
+                <w:rFonts w:ascii="Microsoft Sans Serif" w:hAnsi="Microsoft Sans Serif" w:cs="Microsoft Sans Serif"/>
+                <w:sz w:val="20"/>
+                <w:lang w:val="es-MX"/>
+              </w:rPr>
+            </w:pPr>
+            <w:r>
+              <w:rPr>
+                <w:rFonts w:ascii="Arial MT" w:hAnsi="Arial MT"/>
+                <w:b/>
+                <w:sz w:val="18"/>
+                <w:lang w:val="es-MX"/>
+              </w:rPr>
+              <w:t>FACULTAD DE JURISPRUCENDIA</w:t>
+            </w:r>
+            <w:r>
+              <w:rPr>
+                <w:rFonts w:ascii="Arial MT" w:hAnsi="Arial MT"/>
+                <w:b/>
+                <w:sz w:val="18"/>
+                <w:lang w:val="es-MX"/>
+              </w:rPr>
+              <w:t>, CIENCIAS SOCIALES Y POLÌTICAS</w:t>
+            </w:r>
+          </w:p>
+        </w:tc>
+        <w:tc>
+          <w:tcPr>
+            <w:tcW w:w="5231" w:type="dxa"/>
+          </w:tcPr>
+          <w:p>
+            <w:pPr>
+              <w:pStyle w:val="NormalWeb"/>
+              <w:jc w:val="center"/>
+              <w:rPr>
+                <w:rFonts w:ascii="Microsoft Sans Serif" w:hAnsi="Microsoft Sans Serif" w:cs="Microsoft Sans Serif"/>
+                <w:sz w:val="20"/>
+                <w:lang w:val="es-MX"/>
+              </w:rPr>
+            </w:pPr>
+            <w:r>
+              <w:rPr>
+                <w:rFonts w:ascii="Arial MT" w:hAnsi="Arial MT"/>
+                <w:b/>
+                <w:sz w:val="18"/>
+                <w:lang w:val="es-MX"/>
+              </w:rPr>
+              <w:t>{{</w:t>
+            </w:r>
+            <w:proofErr w:type="spellStart"/>
+            <w:r>
+              <w:rPr>
+                <w:rFonts w:ascii="Arial MT" w:hAnsi="Arial MT"/>
+                <w:b/>
+                <w:sz w:val="18"/>
+                <w:lang w:val="es-MX"/>
+              </w:rPr>
+              <w:t>facultad_recibe</w:t>
+            </w:r>
+            <w:proofErr w:type="spellEnd"/>
+            <w:r>
+              <w:rPr>
+                <w:rFonts w:ascii="Arial MT" w:hAnsi="Arial MT"/>
+                <w:b/>
+                <w:sz w:val="18"/>
+                <w:lang w:val="es-MX"/>
+              </w:rPr>
+              <w:t>}}</w:t>
+            </w:r>
+          </w:p>
+        </w:tc>
+      </w:tr>
+      <w:tr>
+        <w:trPr>
+          <w:trHeight w:val="775"/>
+        </w:trPr>
+        <w:tc>
+          <w:tcPr>
+            <w:tcW w:w="5231" w:type="dxa"/>
+            <w:tcBorders>
+              <w:bottom w:val="single" w:sz="4" w:space="0" w:color="FFFFFF"/>
+            </w:tcBorders>
+          </w:tcPr>
+          <w:p>
+            <w:pPr>
+              <w:pStyle w:val="NormalWeb"/>
+              <w:jc w:val="center"/>
+              <w:rPr>
+                <w:rFonts w:ascii="Arial MT" w:hAnsi="Arial MT" w:cs="Arial"/>
+                <w:sz w:val="20"/>
+                <w:lang w:val="es-MX"/>
+              </w:rPr>
+            </w:pPr>
+          </w:p>
+          <w:p>
+            <w:pPr>
+              <w:pStyle w:val="NormalWeb"/>
+              <w:jc w:val="center"/>
+              <w:rPr>
+                <w:rFonts w:ascii="Microsoft Sans Serif" w:hAnsi="Microsoft Sans Serif" w:cs="Microsoft Sans Serif"/>
+                <w:sz w:val="20"/>
+                <w:lang w:val="es-MX"/>
+              </w:rPr>
+            </w:pPr>
+            <w:r>
+              <w:rPr>
+                <w:rFonts w:ascii="Arial MT" w:hAnsi="Arial MT" w:cs="Arial"/>
+                <w:b/>
+                <w:sz w:val="20"/>
+                <w:lang w:val="es-MX"/>
+              </w:rPr>
+              <w:t>Entrega</w:t>
+            </w:r>
+            <w:r>
+              <w:rPr>
+                <w:rFonts w:ascii="Arial MT" w:hAnsi="Arial MT" w:cs="Arial"/>
+                <w:sz w:val="20"/>
+                <w:lang w:val="es-MX"/>
+              </w:rPr>
+              <w:t xml:space="preserve"> </w:t>
+            </w:r>
+            <w:r>
+              <w:rPr>
+                <w:rFonts w:ascii="Arial MT" w:hAnsi="Arial MT" w:cs="Arial"/>
+                <w:b/>
+                <w:sz w:val="20"/>
+                <w:lang w:val="es-MX"/>
+              </w:rPr>
+              <w:t>Conforme</w:t>
+            </w:r>
+          </w:p>
+        </w:tc>
+        <w:tc>
+          <w:tcPr>
+            <w:tcW w:w="5231" w:type="dxa"/>
+            <w:tcBorders>
+              <w:bottom w:val="single" w:sz="4" w:space="0" w:color="FFFFFF"/>
+            </w:tcBorders>
+          </w:tcPr>
+          <w:p>
+            <w:pPr>
+              <w:pStyle w:val="NormalWeb"/>
+              <w:jc w:val="center"/>
+              <w:rPr>
+                <w:rFonts w:ascii="Arial MT" w:hAnsi="Arial MT" w:cs="Microsoft Sans Serif"/>
+                <w:sz w:val="20"/>
+                <w:lang w:val="es-MX"/>
+              </w:rPr>
+            </w:pPr>
+          </w:p>
+          <w:p>
+            <w:pPr>
+              <w:pStyle w:val="NormalWeb"/>
+              <w:jc w:val="center"/>
+              <w:rPr>
+                <w:rFonts w:ascii="Arial" w:hAnsi="Arial" w:cs="Arial"/>
+                <w:b/>
+                <w:sz w:val="20"/>
+                <w:lang w:val="es-MX"/>
+              </w:rPr>
+            </w:pPr>
+            <w:r>
+              <w:rPr>
+                <w:rFonts w:ascii="Arial MT" w:hAnsi="Arial MT" w:cs="Arial"/>
+                <w:b/>
+                <w:sz w:val="20"/>
+                <w:lang w:val="es-MX"/>
+              </w:rPr>
+              <w:t>Recibe</w:t>
+            </w:r>
+            <w:r>
+              <w:rPr>
+                <w:rFonts w:ascii="Arial MT" w:hAnsi="Arial MT" w:cs="Arial"/>
+                <w:b/>
+                <w:sz w:val="20"/>
+                <w:lang w:val="es-MX"/>
+              </w:rPr>
+              <w:t xml:space="preserve"> Conforme</w:t>
+            </w:r>
+          </w:p>
+        </w:tc>
+      </w:tr>
+    </w:tbl>
+    <w:p>
+      <w:pPr>
+        <w:pStyle w:val="Textoindependiente"/>
+        <w:spacing w:before="229"/>
+        <w:ind w:right="716"/>
+        <w:jc w:val="both"/>
+        <w:rPr>
+          <w:rFonts w:ascii="Arial MT" w:hAnsi="Arial MT"/>
+        </w:rPr>
+      </w:pPr>
+    </w:p>
+    <w:p>
+      <w:pPr>
+        <w:pStyle w:val="Textoindependiente"/>
+        <w:spacing w:before="229"/>
+        <w:ind w:right="716"/>
         <w:jc w:val="both"/>
         <w:rPr>
           <w:rFonts w:ascii="Arial MT" w:hAnsi="Arial MT"/>
@@ -5039,510 +5495,37 @@
     </w:p>
     <w:p>
       <w:pPr>
-        <w:pStyle w:val="Textoindependiente"/>
-        <w:spacing w:before="229"/>
-        <w:ind w:left="360" w:right="716"/>
-        <w:jc w:val="both"/>
-        <w:rPr>
-          <w:rFonts w:ascii="Arial MT" w:hAnsi="Arial MT"/>
+        <w:rPr>
+          <w:color w:val="8495AF"/>
         </w:rPr>
       </w:pPr>
-    </w:p>
-    <w:p>
-      <w:pPr>
+      <w:r>
         <w:rPr>
           <w:b/>
           <w:bCs/>
         </w:rPr>
-      </w:pPr>
+        <w:t xml:space="preserve">      </w:t>
+      </w:r>
       <w:r>
         <w:rPr>
           <w:b/>
           <w:bCs/>
         </w:rPr>
-        <w:t xml:space="preserve">      </w:t>
+        <w:t xml:space="preserve">    </w:t>
       </w:r>
       <w:r>
         <w:rPr>
           <w:b/>
           <w:bCs/>
         </w:rPr>
-        <w:t xml:space="preserve">    </w:t>
-      </w:r>
-      <w:r>
-        <w:rPr>
-          <w:b/>
-          <w:bCs/>
-        </w:rPr>
         <w:t xml:space="preserve">     </w:t>
       </w:r>
-      <w:r>
-        <w:rPr>
-          <w:b/>
-          <w:bCs/>
-        </w:rPr>
-        <w:t xml:space="preserve">   {{</w:t>
-      </w:r>
-      <w:proofErr w:type="spellStart"/>
-      <w:r>
-        <w:rPr>
-          <w:b/>
-          <w:bCs/>
-        </w:rPr>
-        <w:t>entregado_por</w:t>
-      </w:r>
-      <w:proofErr w:type="spellEnd"/>
-      <w:proofErr w:type="gramStart"/>
-      <w:r>
-        <w:rPr>
-          <w:b/>
-          <w:bCs/>
-        </w:rPr>
-        <w:t xml:space="preserve">}}   </w:t>
-      </w:r>
-      <w:proofErr w:type="gramEnd"/>
-      <w:r>
-        <w:rPr>
-          <w:b/>
-          <w:bCs/>
-        </w:rPr>
-        <w:t xml:space="preserve">         </w:t>
-      </w:r>
-      <w:r>
-        <w:rPr>
-          <w:b/>
-          <w:bCs/>
-        </w:rPr>
-        <w:tab/>
-      </w:r>
-      <w:r>
-        <w:rPr>
-          <w:b/>
-          <w:bCs/>
-        </w:rPr>
-        <w:tab/>
-      </w:r>
-      <w:r>
-        <w:rPr>
-          <w:b/>
-          <w:bCs/>
-        </w:rPr>
-        <w:tab/>
-      </w:r>
-      <w:r>
-        <w:rPr>
-          <w:b/>
-          <w:bCs/>
-        </w:rPr>
-        <w:t xml:space="preserve">                        {{</w:t>
-      </w:r>
-      <w:proofErr w:type="spellStart"/>
-      <w:r>
-        <w:rPr>
-          <w:b/>
-          <w:bCs/>
-        </w:rPr>
-        <w:t>recibido_por</w:t>
-      </w:r>
-      <w:proofErr w:type="spellEnd"/>
-      <w:r>
-        <w:rPr>
-          <w:b/>
-          <w:bCs/>
-        </w:rPr>
-        <w:t>}}</w:t>
-      </w:r>
-      <w:r>
-        <w:rPr>
-          <w:b/>
-          <w:bCs/>
-        </w:rPr>
-        <w:t xml:space="preserve"> </w:t>
-      </w:r>
-    </w:p>
-    <w:p>
-      <w:pPr>
-        <w:rPr>
-          <w:b/>
-          <w:bCs/>
-        </w:rPr>
-      </w:pPr>
-      <w:r>
-        <w:rPr>
-          <w:b/>
-          <w:bCs/>
-        </w:rPr>
-        <w:t xml:space="preserve">               </w:t>
-      </w:r>
-      <w:r>
-        <w:rPr>
-          <w:b/>
-          <w:bCs/>
-        </w:rPr>
-        <w:t xml:space="preserve">     </w:t>
-      </w:r>
-      <w:r>
-        <w:rPr>
-          <w:b/>
-          <w:bCs/>
-        </w:rPr>
-        <w:t xml:space="preserve"> </w:t>
-      </w:r>
-      <w:r>
-        <w:rPr>
-          <w:b/>
-          <w:bCs/>
-        </w:rPr>
-        <w:t>{{</w:t>
-      </w:r>
-      <w:proofErr w:type="spellStart"/>
-      <w:r>
-        <w:rPr>
-          <w:b/>
-          <w:bCs/>
-        </w:rPr>
-        <w:t>rol_entrega</w:t>
-      </w:r>
-      <w:proofErr w:type="spellEnd"/>
-      <w:r>
-        <w:rPr>
-          <w:b/>
-          <w:bCs/>
-        </w:rPr>
-        <w:t>}}</w:t>
-      </w:r>
-      <w:r>
-        <w:rPr>
-          <w:b/>
-          <w:bCs/>
-        </w:rPr>
-        <w:tab/>
-      </w:r>
-      <w:r>
-        <w:rPr>
-          <w:b/>
-          <w:bCs/>
-        </w:rPr>
-        <w:tab/>
-      </w:r>
-      <w:r>
-        <w:rPr>
-          <w:b/>
-          <w:bCs/>
-        </w:rPr>
-        <w:tab/>
-      </w:r>
-      <w:r>
-        <w:rPr>
-          <w:b/>
-          <w:bCs/>
-        </w:rPr>
-        <w:t xml:space="preserve">                         </w:t>
-      </w:r>
-      <w:proofErr w:type="gramStart"/>
-      <w:r>
-        <w:rPr>
-          <w:b/>
-          <w:bCs/>
-        </w:rPr>
-        <w:tab/>
-      </w:r>
-      <w:r>
-        <w:rPr>
-          <w:b/>
-          <w:bCs/>
-        </w:rPr>
-        <w:t xml:space="preserve">  {</w:t>
-      </w:r>
-      <w:proofErr w:type="gramEnd"/>
-      <w:r>
-        <w:rPr>
-          <w:b/>
-          <w:bCs/>
-        </w:rPr>
-        <w:t>{</w:t>
-      </w:r>
-      <w:proofErr w:type="spellStart"/>
-      <w:r>
-        <w:rPr>
-          <w:b/>
-          <w:bCs/>
-        </w:rPr>
-        <w:t>rol_recibe</w:t>
-      </w:r>
-      <w:proofErr w:type="spellEnd"/>
-      <w:r>
-        <w:rPr>
-          <w:b/>
-          <w:bCs/>
-        </w:rPr>
-        <w:t>}}</w:t>
-      </w:r>
-    </w:p>
-    <w:p>
-      <w:pPr>
-        <w:rPr>
-          <w:b/>
-          <w:bCs/>
-        </w:rPr>
-      </w:pPr>
-      <w:r>
-        <w:rPr>
-          <w:b/>
-          <w:bCs/>
-        </w:rPr>
-        <w:t>Facultad de Jurisprudencia, Ciencias Sociales</w:t>
-      </w:r>
-      <w:r>
-        <w:rPr>
-          <w:b/>
-          <w:bCs/>
-        </w:rPr>
-        <w:t xml:space="preserve">                            </w:t>
-      </w:r>
-      <w:proofErr w:type="gramStart"/>
-      <w:r>
-        <w:rPr>
-          <w:b/>
-          <w:bCs/>
-        </w:rPr>
-        <w:t xml:space="preserve">   {</w:t>
-      </w:r>
-      <w:proofErr w:type="gramEnd"/>
-      <w:r>
-        <w:rPr>
-          <w:b/>
-          <w:bCs/>
-        </w:rPr>
-        <w:t>{</w:t>
-      </w:r>
-      <w:proofErr w:type="spellStart"/>
-      <w:r>
-        <w:rPr>
-          <w:b/>
-          <w:bCs/>
-        </w:rPr>
-        <w:t>facultad_recibe</w:t>
-      </w:r>
-      <w:proofErr w:type="spellEnd"/>
-      <w:r>
-        <w:rPr>
-          <w:b/>
-          <w:bCs/>
-        </w:rPr>
-        <w:t>}}</w:t>
-      </w:r>
-    </w:p>
-    <w:p>
-      <w:pPr>
-        <w:rPr>
-          <w:b/>
-          <w:bCs/>
-        </w:rPr>
-      </w:pPr>
-      <w:r>
-        <w:rPr>
-          <w:b/>
-          <w:bCs/>
-        </w:rPr>
-        <w:t>y Políticas</w:t>
-      </w:r>
-    </w:p>
-    <w:p>
-      <w:pPr>
-        <w:rPr>
-          <w:rFonts w:ascii="Arial MT"/>
-        </w:rPr>
-        <w:sectPr>
-          <w:headerReference w:type="default" r:id="rId8"/>
-          <w:footerReference w:type="default" r:id="rId9"/>
-          <w:pgSz w:w="12240" w:h="15840"/>
-          <w:pgMar w:top="1440" w:right="720" w:bottom="280" w:left="1080" w:header="720" w:footer="720" w:gutter="0"/>
-          <w:cols w:space="720"/>
-        </w:sectPr>
-      </w:pPr>
-      <w:r>
-        <w:rPr>
-          <w:b/>
-          <w:bCs/>
-        </w:rPr>
-        <w:t xml:space="preserve">            </w:t>
-      </w:r>
-      <w:r>
-        <w:rPr>
-          <w:b/>
-          <w:bCs/>
-        </w:rPr>
-        <w:t xml:space="preserve"> </w:t>
-      </w:r>
-      <w:r>
-        <w:rPr>
-          <w:b/>
-          <w:bCs/>
-        </w:rPr>
-        <w:t xml:space="preserve"> </w:t>
-      </w:r>
-      <w:r>
-        <w:rPr>
-          <w:b/>
-          <w:bCs/>
-        </w:rPr>
-        <w:t xml:space="preserve">  Entrega Conforme</w:t>
-      </w:r>
-      <w:r>
-        <w:rPr>
-          <w:b/>
-          <w:bCs/>
-        </w:rPr>
-        <w:tab/>
-      </w:r>
-      <w:r>
-        <w:rPr>
-          <w:b/>
-          <w:bCs/>
-        </w:rPr>
-        <w:tab/>
-      </w:r>
-      <w:r>
-        <w:rPr>
-          <w:b/>
-          <w:bCs/>
-        </w:rPr>
-        <w:tab/>
-      </w:r>
-      <w:r>
-        <w:rPr>
-          <w:b/>
-          <w:bCs/>
-        </w:rPr>
-        <w:tab/>
-      </w:r>
-      <w:r>
-        <w:rPr>
-          <w:b/>
-          <w:bCs/>
-        </w:rPr>
-        <w:tab/>
-        <w:t xml:space="preserve">  </w:t>
-      </w:r>
-      <w:r>
-        <w:rPr>
-          <w:b/>
-          <w:bCs/>
-        </w:rPr>
-        <w:t xml:space="preserve">       </w:t>
-      </w:r>
-      <w:r>
-        <w:rPr>
-          <w:b/>
-          <w:bCs/>
-        </w:rPr>
-        <w:t xml:space="preserve">  Recibe Conforme</w:t>
-      </w:r>
-    </w:p>
-    <w:p>
-      <w:pPr>
-        <w:pStyle w:val="Textoindependiente"/>
-        <w:rPr>
-          <w:rFonts w:ascii="Arial MT"/>
-          <w:sz w:val="6"/>
-        </w:rPr>
-      </w:pPr>
-    </w:p>
-    <w:p>
-      <w:pPr>
-        <w:pStyle w:val="Textoindependiente"/>
-        <w:spacing w:before="13"/>
-        <w:rPr>
-          <w:rFonts w:ascii="Arial MT"/>
-          <w:sz w:val="6"/>
-        </w:rPr>
-      </w:pPr>
-    </w:p>
-    <w:p>
-      <w:pPr>
-        <w:spacing w:before="36"/>
-        <w:rPr>
-          <w:rFonts w:ascii="Courier New"/>
-          <w:b/>
-          <w:sz w:val="6"/>
-        </w:rPr>
-      </w:pPr>
-      <w:r>
-        <w:br w:type="column"/>
-      </w:r>
-    </w:p>
-    <w:p>
-      <w:pPr>
-        <w:spacing w:line="58" w:lineRule="exact"/>
-        <w:ind w:left="1933"/>
-        <w:rPr>
-          <w:rFonts w:ascii="Courier New" w:hAnsi="Courier New"/>
-          <w:sz w:val="6"/>
-        </w:rPr>
-        <w:sectPr>
-          <w:type w:val="continuous"/>
-          <w:pgSz w:w="12240" w:h="15840"/>
-          <w:pgMar w:top="1440" w:right="720" w:bottom="280" w:left="1080" w:header="720" w:footer="720" w:gutter="0"/>
-          <w:cols w:num="2" w:space="720" w:equalWidth="0">
-            <w:col w:w="3105" w:space="2015"/>
-            <w:col w:w="5320"/>
-          </w:cols>
-        </w:sectPr>
-      </w:pPr>
-    </w:p>
-    <w:p>
-      <w:pPr>
-        <w:pStyle w:val="Textoindependiente"/>
-        <w:spacing w:before="170"/>
-        <w:rPr>
-          <w:rFonts w:ascii="Courier New"/>
-          <w:b/>
-        </w:rPr>
-      </w:pPr>
-    </w:p>
-    <w:p>
-      <w:pPr>
-        <w:pStyle w:val="Textoindependiente"/>
-        <w:rPr>
-          <w:rFonts w:ascii="Courier New"/>
-          <w:b/>
-          <w:sz w:val="24"/>
-        </w:rPr>
-      </w:pPr>
-    </w:p>
-    <w:p>
-      <w:pPr>
-        <w:pStyle w:val="Textoindependiente"/>
-        <w:rPr>
-          <w:rFonts w:ascii="Courier New"/>
-          <w:b/>
-          <w:sz w:val="24"/>
-        </w:rPr>
-      </w:pPr>
-    </w:p>
-    <w:p>
-      <w:pPr>
-        <w:pStyle w:val="Textoindependiente"/>
-        <w:rPr>
-          <w:rFonts w:ascii="Courier New"/>
-          <w:b/>
-          <w:sz w:val="24"/>
-        </w:rPr>
-      </w:pPr>
-    </w:p>
-    <w:p>
-      <w:pPr>
-        <w:pStyle w:val="Ttulo1"/>
-        <w:jc w:val="left"/>
-        <w:rPr>
-          <w:color w:val="8495AF"/>
-        </w:rPr>
-      </w:pPr>
       <w:bookmarkStart w:id="0" w:name="_GoBack"/>
       <w:bookmarkEnd w:id="0"/>
     </w:p>
     <w:sectPr>
+      <w:headerReference w:type="default" r:id="rId8"/>
+      <w:footerReference w:type="default" r:id="rId9"/>
       <w:type w:val="continuous"/>
       <w:pgSz w:w="12240" w:h="15840"/>
       <w:pgMar w:top="1440" w:right="720" w:bottom="280" w:left="1080" w:header="720" w:footer="720" w:gutter="0"/>
@@ -5604,7 +5587,7 @@
           <wp:extent cx="7129780" cy="1092835"/>
           <wp:effectExtent l="0" t="0" r="0" b="0"/>
           <wp:wrapSquare wrapText="bothSides"/>
-          <wp:docPr id="2119916676" name="Imagen 1"/>
+          <wp:docPr id="11" name="Imagen 1"/>
           <wp:cNvGraphicFramePr>
             <a:graphicFrameLocks xmlns:a="http://schemas.openxmlformats.org/drawingml/2006/main" noChangeAspect="1"/>
           </wp:cNvGraphicFramePr>
@@ -5692,7 +5675,7 @@
         <w:sz w:val="24"/>
         <w:szCs w:val="24"/>
       </w:rPr>
-      <w:t>1</w:t>
+      <w:t>2</w:t>
     </w:r>
     <w:r>
       <w:rPr>
@@ -5802,7 +5785,7 @@
           <wp:extent cx="1229360" cy="811530"/>
           <wp:effectExtent l="0" t="0" r="8890" b="7620"/>
           <wp:wrapSquare wrapText="bothSides"/>
-          <wp:docPr id="1961464335" name="Imagen 1" descr="Texto&#10;&#10;El contenido generado por IA puede ser incorrecto."/>
+          <wp:docPr id="9" name="Imagen 1" descr="Texto&#10;&#10;El contenido generado por IA puede ser incorrecto."/>
           <wp:cNvGraphicFramePr>
             <a:graphicFrameLocks xmlns:a="http://schemas.openxmlformats.org/drawingml/2006/main" noChangeAspect="1"/>
           </wp:cNvGraphicFramePr>
@@ -5859,7 +5842,7 @@
           <wp:extent cx="1876425" cy="769620"/>
           <wp:effectExtent l="0" t="0" r="9525" b="0"/>
           <wp:wrapSquare wrapText="bothSides"/>
-          <wp:docPr id="737855121" name="Imagen 1" descr="Logotipo&#10;&#10;El contenido generado por IA puede ser incorrecto."/>
+          <wp:docPr id="10" name="Imagen 1" descr="Logotipo&#10;&#10;El contenido generado por IA puede ser incorrecto."/>
           <wp:cNvGraphicFramePr>
             <a:graphicFrameLocks xmlns:a="http://schemas.openxmlformats.org/drawingml/2006/main" noChangeAspect="1"/>
           </wp:cNvGraphicFramePr>
@@ -6064,6 +6047,7 @@
     <w:lsdException w:name="Emphasis" w:qFormat="1"/>
     <w:lsdException w:name="HTML Top of Form" w:semiHidden="1" w:uiPriority="99" w:unhideWhenUsed="1"/>
     <w:lsdException w:name="HTML Bottom of Form" w:semiHidden="1" w:uiPriority="99" w:unhideWhenUsed="1"/>
+    <w:lsdException w:name="Normal (Web)" w:uiPriority="99"/>
     <w:lsdException w:name="Normal Table" w:semiHidden="1" w:uiPriority="99" w:unhideWhenUsed="1"/>
     <w:lsdException w:name="No List" w:semiHidden="1" w:uiPriority="99" w:unhideWhenUsed="1"/>
     <w:lsdException w:name="Outline List 1" w:semiHidden="1" w:uiPriority="99" w:unhideWhenUsed="1"/>
@@ -6509,6 +6493,107 @@
       <w:lang w:val="es-ES" w:eastAsia="en-US"/>
     </w:rPr>
   </w:style>
+  <w:style w:type="paragraph" w:styleId="NormalWeb">
+    <w:name w:val="Normal (Web)"/>
+    <w:basedOn w:val="Normal"/>
+    <w:uiPriority w:val="99"/>
+    <w:unhideWhenUsed/>
+    <w:rsid w:val="00124BEB"/>
+    <w:pPr>
+      <w:widowControl/>
+      <w:autoSpaceDE/>
+      <w:autoSpaceDN/>
+      <w:spacing w:before="100" w:beforeAutospacing="1" w:after="100" w:afterAutospacing="1"/>
+    </w:pPr>
+    <w:rPr>
+      <w:rFonts w:ascii="Times New Roman" w:eastAsia="Times New Roman" w:hAnsi="Times New Roman" w:cs="Times New Roman"/>
+      <w:sz w:val="24"/>
+      <w:szCs w:val="24"/>
+      <w:lang w:val="en-US"/>
+    </w:rPr>
+  </w:style>
+  <w:style w:type="table" w:styleId="Tablanormal2">
+    <w:name w:val="Plain Table 2"/>
+    <w:basedOn w:val="Tablanormal"/>
+    <w:uiPriority w:val="42"/>
+    <w:rsid w:val="00124BEB"/>
+    <w:rPr>
+      <w:sz w:val="22"/>
+      <w:szCs w:val="22"/>
+      <w:lang w:val="en-US" w:eastAsia="en-US"/>
+    </w:rPr>
+    <w:tblPr>
+      <w:tblStyleRowBandSize w:val="1"/>
+      <w:tblStyleColBandSize w:val="1"/>
+      <w:tblBorders>
+        <w:top w:val="single" w:sz="4" w:space="0" w:color="7F7F7F" w:themeColor="text1" w:themeTint="80"/>
+        <w:bottom w:val="single" w:sz="4" w:space="0" w:color="7F7F7F" w:themeColor="text1" w:themeTint="80"/>
+      </w:tblBorders>
+    </w:tblPr>
+    <w:tblStylePr w:type="firstRow">
+      <w:rPr>
+        <w:b/>
+        <w:bCs/>
+      </w:rPr>
+      <w:tblPr/>
+      <w:tcPr>
+        <w:tcBorders>
+          <w:bottom w:val="single" w:sz="4" w:space="0" w:color="7F7F7F" w:themeColor="text1" w:themeTint="80"/>
+        </w:tcBorders>
+      </w:tcPr>
+    </w:tblStylePr>
+    <w:tblStylePr w:type="lastRow">
+      <w:rPr>
+        <w:b/>
+        <w:bCs/>
+      </w:rPr>
+      <w:tblPr/>
+      <w:tcPr>
+        <w:tcBorders>
+          <w:top w:val="single" w:sz="4" w:space="0" w:color="7F7F7F" w:themeColor="text1" w:themeTint="80"/>
+        </w:tcBorders>
+      </w:tcPr>
+    </w:tblStylePr>
+    <w:tblStylePr w:type="firstCol">
+      <w:rPr>
+        <w:b/>
+        <w:bCs/>
+      </w:rPr>
+    </w:tblStylePr>
+    <w:tblStylePr w:type="lastCol">
+      <w:rPr>
+        <w:b/>
+        <w:bCs/>
+      </w:rPr>
+    </w:tblStylePr>
+    <w:tblStylePr w:type="band1Vert">
+      <w:tblPr/>
+      <w:tcPr>
+        <w:tcBorders>
+          <w:left w:val="single" w:sz="4" w:space="0" w:color="7F7F7F" w:themeColor="text1" w:themeTint="80"/>
+          <w:right w:val="single" w:sz="4" w:space="0" w:color="7F7F7F" w:themeColor="text1" w:themeTint="80"/>
+        </w:tcBorders>
+      </w:tcPr>
+    </w:tblStylePr>
+    <w:tblStylePr w:type="band2Vert">
+      <w:tblPr/>
+      <w:tcPr>
+        <w:tcBorders>
+          <w:left w:val="single" w:sz="4" w:space="0" w:color="7F7F7F" w:themeColor="text1" w:themeTint="80"/>
+          <w:right w:val="single" w:sz="4" w:space="0" w:color="7F7F7F" w:themeColor="text1" w:themeTint="80"/>
+        </w:tcBorders>
+      </w:tcPr>
+    </w:tblStylePr>
+    <w:tblStylePr w:type="band1Horz">
+      <w:tblPr/>
+      <w:tcPr>
+        <w:tcBorders>
+          <w:top w:val="single" w:sz="4" w:space="0" w:color="7F7F7F" w:themeColor="text1" w:themeTint="80"/>
+          <w:bottom w:val="single" w:sz="4" w:space="0" w:color="7F7F7F" w:themeColor="text1" w:themeTint="80"/>
+        </w:tcBorders>
+      </w:tcPr>
+    </w:tblStylePr>
+  </w:style>
 </w:styles>
 </file>
 
